--- a/docx_resources/Вечірня-Утреня/В,У - Мінея/02-Лютий/01-__-передсвяття_Стрітення-Трофима.docx
+++ b/docx_resources/Вечірня-Утреня/В,У - Мінея/02-Лютий/01-__-передсвяття_Стрітення-Трофима.docx
@@ -35,7 +35,7 @@
       </w:r>
       <w:r>
         <w:rPr>
-          <w:rFonts w:ascii="Segoe UI Symbol" w:eastAsia="Quattrocento Sans" w:hAnsi="Segoe UI Symbol" w:cs="Segoe UI Symbol"/>
+          <w:rFonts w:ascii="Times New Roman" w:eastAsia="Quattrocento Sans" w:hAnsi="Times New Roman" w:cs="Segoe UI Symbol"/>
           <w:color w:val="000000"/>
           <w:sz w:val="24"/>
           <w:szCs w:val="24"/>
@@ -78,6 +78,7 @@
         <w:rPr>
           <w:rFonts w:ascii="Times New Roman" w:hAnsi="Times New Roman" w:cs="Times New Roman"/>
           <w:b/>
+          <w:sz w:val="24"/>
         </w:rPr>
         <w:t>ВЕЧІРНЯ</w:t>
       </w:r>
@@ -9400,6 +9401,7 @@
           <w:b/>
           <w:i/>
           <w:color w:val="FF0000"/>
+          <w:sz w:val="24"/>
           <w:lang w:val="uk-UA"/>
         </w:rPr>
         <w:t>Вечірні молитви</w:t>
@@ -18228,6 +18230,7 @@
           <w:b/>
           <w:i/>
           <w:color w:val="FF0000"/>
+          <w:sz w:val="24"/>
           <w:lang w:val="uk-UA"/>
         </w:rPr>
         <w:lastRenderedPageBreak/>
@@ -20717,6 +20720,7 @@
           <w:b/>
           <w:i/>
           <w:color w:val="FF0000"/>
+          <w:sz w:val="24"/>
           <w:lang w:val="uk-UA"/>
         </w:rPr>
         <w:t>Прокімен</w:t>
@@ -21131,6 +21135,7 @@
           <w:b/>
           <w:i/>
           <w:color w:val="FF0000"/>
+          <w:sz w:val="24"/>
           <w:lang w:val="uk-UA"/>
         </w:rPr>
         <w:t>Сподоби, Господи</w:t>
@@ -22379,6 +22384,7 @@
           <w:b/>
           <w:i/>
           <w:color w:val="FF0000"/>
+          <w:sz w:val="24"/>
           <w:lang w:val="uk-UA"/>
         </w:rPr>
         <w:t>Прохальна єктенія</w:t>
@@ -25478,6 +25484,7 @@
           <w:b/>
           <w:i/>
           <w:color w:val="FF0000"/>
+          <w:sz w:val="24"/>
           <w:lang w:val="uk-UA"/>
         </w:rPr>
         <w:t>Пісня Симеона</w:t>
@@ -27972,6 +27979,7 @@
           <w:b/>
           <w:i/>
           <w:color w:val="FF0000"/>
+          <w:sz w:val="24"/>
           <w:lang w:val="uk-UA"/>
         </w:rPr>
         <w:t>Тропарі</w:t>
@@ -28110,6 +28118,7 @@
           <w:b/>
           <w:i/>
           <w:color w:val="FF0000"/>
+          <w:sz w:val="24"/>
           <w:lang w:val="uk-UA"/>
         </w:rPr>
         <w:t>Єктенія усильного благання</w:t>
@@ -30598,6 +30607,7 @@
           <w:b/>
           <w:i/>
           <w:color w:val="FF0000"/>
+          <w:sz w:val="24"/>
           <w:lang w:val="uk-UA"/>
         </w:rPr>
         <w:t>Після Вечірні</w:t>
@@ -30673,6 +30683,7 @@
       <w:r>
         <w:rPr>
           <w:rFonts w:ascii="Times New Roman" w:hAnsi="Times New Roman"/>
+          <w:sz w:val="24"/>
           <w:lang w:val="uk-UA"/>
         </w:rPr>
         <w:br w:type="page"/>
@@ -30692,6 +30703,7 @@
         <w:rPr>
           <w:rFonts w:ascii="Times New Roman" w:hAnsi="Times New Roman" w:cs="Times New Roman"/>
           <w:b/>
+          <w:sz w:val="24"/>
         </w:rPr>
         <w:lastRenderedPageBreak/>
         <w:t>УТРЕНЯ</w:t>
@@ -33319,6 +33331,7 @@
           <w:b/>
           <w:i/>
           <w:color w:val="FF0000"/>
+          <w:sz w:val="24"/>
           <w:lang w:val="uk-UA"/>
         </w:rPr>
         <w:t>Утренні молитви</w:t>
@@ -37953,6 +37966,7 @@
           <w:b/>
           <w:i/>
           <w:color w:val="FF0000"/>
+          <w:sz w:val="24"/>
           <w:lang w:val="uk-UA"/>
         </w:rPr>
         <w:t>Бог Господь...</w:t>
@@ -37962,6 +37976,7 @@
           <w:rFonts w:ascii="Times New Roman" w:eastAsia="Times New Roman" w:hAnsi="Times New Roman" w:cs="Times New Roman"/>
           <w:i/>
           <w:color w:val="FF0000"/>
+          <w:sz w:val="24"/>
           <w:lang w:val="uk-UA"/>
         </w:rPr>
         <w:t xml:space="preserve"> (Пс. 117), глас 8</w:t>
@@ -38206,6 +38221,7 @@
           <w:b/>
           <w:i/>
           <w:color w:val="FF0000"/>
+          <w:sz w:val="24"/>
           <w:lang w:val="uk-UA"/>
         </w:rPr>
         <w:t>Тропарі</w:t>
@@ -38447,6 +38463,7 @@
           <w:b/>
           <w:i/>
           <w:color w:val="FF0000"/>
+          <w:sz w:val="24"/>
           <w:lang w:val="uk-UA"/>
         </w:rPr>
         <w:t>Мала єктенія</w:t>
@@ -39737,6 +39754,7 @@
           <w:b/>
           <w:i/>
           <w:color w:val="FF0000"/>
+          <w:sz w:val="24"/>
           <w:lang w:val="uk-UA"/>
         </w:rPr>
         <w:t>Перший сідальний</w:t>
@@ -39862,6 +39880,7 @@
           <w:b/>
           <w:i/>
           <w:color w:val="FF0000"/>
+          <w:sz w:val="24"/>
           <w:lang w:val="uk-UA"/>
         </w:rPr>
         <w:t>Мала єктенія</w:t>
@@ -41156,6 +41175,7 @@
           <w:b/>
           <w:i/>
           <w:color w:val="FF0000"/>
+          <w:sz w:val="24"/>
           <w:lang w:val="uk-UA"/>
         </w:rPr>
         <w:t>Другий сідальний</w:t>
@@ -41255,6 +41275,7 @@
           <w:b/>
           <w:i/>
           <w:color w:val="FF0000"/>
+          <w:sz w:val="24"/>
           <w:lang w:val="uk-UA"/>
         </w:rPr>
         <w:t>Псалом 50</w:t>
@@ -42415,6 +42436,7 @@
           <w:b/>
           <w:i/>
           <w:color w:val="FF0000"/>
+          <w:sz w:val="24"/>
           <w:lang w:val="uk-UA"/>
         </w:rPr>
         <w:t>Мала єктенія</w:t>
@@ -44660,6 +44682,7 @@
           <w:b/>
           <w:i/>
           <w:color w:val="FF0000"/>
+          <w:sz w:val="24"/>
           <w:lang w:val="uk-UA"/>
         </w:rPr>
         <w:t>Мала єктенія</w:t>
@@ -46676,6 +46699,7 @@
           <w:b/>
           <w:i/>
           <w:color w:val="FF0000"/>
+          <w:sz w:val="24"/>
           <w:lang w:val="uk-UA"/>
         </w:rPr>
         <w:t>Пісня Богородиці</w:t>
@@ -47145,6 +47169,7 @@
           <w:b/>
           <w:i/>
           <w:color w:val="FF0000"/>
+          <w:sz w:val="24"/>
           <w:lang w:val="uk-UA"/>
         </w:rPr>
         <w:lastRenderedPageBreak/>
@@ -47666,6 +47691,7 @@
           <w:b/>
           <w:i/>
           <w:color w:val="FF0000"/>
+          <w:sz w:val="24"/>
           <w:lang w:val="uk-UA"/>
         </w:rPr>
         <w:t>Мала єктенія</w:t>
@@ -48614,6 +48640,7 @@
           <w:b/>
           <w:i/>
           <w:color w:val="FF0000"/>
+          <w:sz w:val="24"/>
           <w:lang w:val="uk-UA"/>
         </w:rPr>
         <w:t>Світильний</w:t>
@@ -49412,6 +49439,7 @@
           <w:b/>
           <w:i/>
           <w:color w:val="FF0000"/>
+          <w:sz w:val="24"/>
           <w:lang w:val="uk-UA"/>
         </w:rPr>
         <w:t>Мале славослов'я</w:t>
@@ -50001,6 +50029,7 @@
           <w:b/>
           <w:i/>
           <w:color w:val="FF0000"/>
+          <w:sz w:val="24"/>
           <w:lang w:val="uk-UA"/>
         </w:rPr>
         <w:t>Прохальна єктенія</w:t>
@@ -55290,6 +55319,7 @@
           <w:b/>
           <w:i/>
           <w:color w:val="FF0000"/>
+          <w:sz w:val="24"/>
           <w:lang w:val="uk-UA"/>
         </w:rPr>
         <w:t>Тропарі</w:t>
@@ -55428,6 +55458,7 @@
           <w:b/>
           <w:i/>
           <w:color w:val="FF0000"/>
+          <w:sz w:val="24"/>
           <w:lang w:val="uk-UA"/>
         </w:rPr>
         <w:t>Єктенія усильного благання</w:t>
